--- a/docs/manuals/11_ETIS_Engineering_Studio_Backup_Recovery_and_Disaster_Recovery_Runbook.docx
+++ b/docs/manuals/11_ETIS_Engineering_Studio_Backup_Recovery_and_Disaster_Recovery_Runbook.docx
@@ -20,6 +20,10 @@
         <w:pStyle w:val="Title"/>
       </w:pPr>
       <w:r>
+        <w:rPr>
+          <w:color w:val="000000"/>
+          <w:u w:val="none"/>
+        </w:rPr>
         <w:t>Backup, Recovery &amp; Disaster Recovery Runbook</w:t>
       </w:r>
     </w:p>
@@ -29,6 +33,11 @@
       </w:pPr>
       <w:r>
         <w:t>Controlled recovery of application, database, configuration, identity dependencies, and durable engineering records</w:t>
+      </w:r>
+    </w:p>
+    <w:p>
+      <w:r>
+        <w:t>v0.18.0 manual edition. Software release candidate; publication follows deployment acceptance.</w:t>
       </w:r>
     </w:p>
     <w:tbl>
@@ -44,6 +53,7 @@
         <w:trPr>
           <w:cantSplit/>
           <w:tblHeader/>
+          <w:tblHeader/>
         </w:trPr>
         <w:tc>
           <w:tcPr>
@@ -57,6 +67,9 @@
             </w:tcMar>
           </w:tcPr>
           <w:p>
+            <w:pPr>
+              <w:keepNext w:val="0"/>
+            </w:pPr>
             <w:r>
               <w:rPr>
                 <w:b/>
@@ -76,6 +89,9 @@
             </w:tcMar>
           </w:tcPr>
           <w:p>
+            <w:pPr>
+              <w:keepNext w:val="0"/>
+            </w:pPr>
             <w:r>
               <w:t>ETIS production operators, maintainers, course owners, and designated recovery personnel</w:t>
             </w:r>
@@ -98,6 +114,9 @@
             </w:tcMar>
           </w:tcPr>
           <w:p>
+            <w:pPr>
+              <w:keepNext w:val="0"/>
+            </w:pPr>
             <w:r>
               <w:rPr>
                 <w:b/>
@@ -117,6 +136,9 @@
             </w:tcMar>
           </w:tcPr>
           <w:p>
+            <w:pPr>
+              <w:keepNext w:val="0"/>
+            </w:pPr>
             <w:r>
               <w:t>Provide a safe, testable recovery path that preserves data integrity, provenance, authorization boundaries, and the ability to prove the recovered system is trustworthy.</w:t>
             </w:r>
@@ -139,6 +161,9 @@
             </w:tcMar>
           </w:tcPr>
           <w:p>
+            <w:pPr>
+              <w:keepNext w:val="0"/>
+            </w:pPr>
             <w:r>
               <w:rPr>
                 <w:b/>
@@ -158,6 +183,9 @@
             </w:tcMar>
           </w:tcPr>
           <w:p>
+            <w:pPr>
+              <w:keepNext w:val="0"/>
+            </w:pPr>
             <w:r>
               <w:t>https://simulator.etisframework.org</w:t>
             </w:r>
@@ -180,6 +208,9 @@
             </w:tcMar>
           </w:tcPr>
           <w:p>
+            <w:pPr>
+              <w:keepNext w:val="0"/>
+            </w:pPr>
             <w:r>
               <w:rPr>
                 <w:b/>
@@ -199,6 +230,9 @@
             </w:tcMar>
           </w:tcPr>
           <w:p>
+            <w:pPr>
+              <w:keepNext w:val="0"/>
+            </w:pPr>
             <w:r>
               <w:t>COMP 330/474 Software Engineering • Fall 2026</w:t>
             </w:r>
@@ -221,6 +255,9 @@
             </w:tcMar>
           </w:tcPr>
           <w:p>
+            <w:pPr>
+              <w:keepNext w:val="0"/>
+            </w:pPr>
             <w:r>
               <w:rPr>
                 <w:b/>
@@ -240,8 +277,11 @@
             </w:tcMar>
           </w:tcPr>
           <w:p>
+            <w:pPr>
+              <w:keepNext w:val="0"/>
+            </w:pPr>
             <w:r>
-              <w:t>Semester Start 2026 • August 23, 2026</w:t>
+              <w:t>v0.18.0 • October 2, 2026</w:t>
             </w:r>
           </w:p>
         </w:tc>
@@ -260,6 +300,7 @@
         <w:trPr>
           <w:cantSplit/>
           <w:tblHeader/>
+          <w:tblHeader/>
         </w:trPr>
         <w:tc>
           <w:tcPr>
@@ -273,6 +314,9 @@
             </w:tcMar>
           </w:tcPr>
           <w:p>
+            <w:pPr>
+              <w:keepNext w:val="0"/>
+            </w:pPr>
             <w:r>
               <w:rPr>
                 <w:b/>
@@ -322,6 +366,7 @@
         <w:trPr>
           <w:tblHeader w:val="true"/>
           <w:cantSplit/>
+          <w:tblHeader/>
         </w:trPr>
         <w:tc>
           <w:tcPr>
@@ -335,6 +380,9 @@
             </w:tcMar>
           </w:tcPr>
           <w:p>
+            <w:pPr>
+              <w:keepNext w:val="0"/>
+            </w:pPr>
             <w:r>
               <w:rPr>
                 <w:b/>
@@ -357,6 +405,9 @@
             </w:tcMar>
           </w:tcPr>
           <w:p>
+            <w:pPr>
+              <w:keepNext w:val="0"/>
+            </w:pPr>
             <w:r>
               <w:rPr>
                 <w:b/>
@@ -383,6 +434,9 @@
             </w:tcMar>
           </w:tcPr>
           <w:p>
+            <w:pPr>
+              <w:keepNext w:val="0"/>
+            </w:pPr>
             <w:r>
               <w:t>Executive Overview</w:t>
             </w:r>
@@ -399,6 +453,9 @@
             </w:tcMar>
           </w:tcPr>
           <w:p>
+            <w:pPr>
+              <w:keepNext w:val="0"/>
+            </w:pPr>
             <w:r>
               <w:t>Recovery philosophy and decision model</w:t>
             </w:r>
@@ -426,6 +483,7 @@
         <w:trPr>
           <w:tblHeader w:val="true"/>
           <w:cantSplit/>
+          <w:tblHeader/>
         </w:trPr>
         <w:tc>
           <w:tcPr>
@@ -439,6 +497,9 @@
             </w:tcMar>
           </w:tcPr>
           <w:p>
+            <w:pPr>
+              <w:keepNext w:val="0"/>
+            </w:pPr>
             <w:r>
               <w:rPr>
                 <w:b/>
@@ -461,6 +522,9 @@
             </w:tcMar>
           </w:tcPr>
           <w:p>
+            <w:pPr>
+              <w:keepNext w:val="0"/>
+            </w:pPr>
             <w:r>
               <w:rPr>
                 <w:b/>
@@ -487,6 +551,9 @@
             </w:tcMar>
           </w:tcPr>
           <w:p>
+            <w:pPr>
+              <w:keepNext w:val="0"/>
+            </w:pPr>
             <w:r>
               <w:t>1-3</w:t>
             </w:r>
@@ -503,6 +570,9 @@
             </w:tcMar>
           </w:tcPr>
           <w:p>
+            <w:pPr>
+              <w:keepNext w:val="0"/>
+            </w:pPr>
             <w:r>
               <w:t>Recovery assets, responsibilities, and pre-incident preparation</w:t>
             </w:r>
@@ -530,6 +600,7 @@
         <w:trPr>
           <w:tblHeader w:val="true"/>
           <w:cantSplit/>
+          <w:tblHeader/>
         </w:trPr>
         <w:tc>
           <w:tcPr>
@@ -543,6 +614,9 @@
             </w:tcMar>
           </w:tcPr>
           <w:p>
+            <w:pPr>
+              <w:keepNext w:val="0"/>
+            </w:pPr>
             <w:r>
               <w:rPr>
                 <w:b/>
@@ -565,6 +639,9 @@
             </w:tcMar>
           </w:tcPr>
           <w:p>
+            <w:pPr>
+              <w:keepNext w:val="0"/>
+            </w:pPr>
             <w:r>
               <w:rPr>
                 <w:b/>
@@ -591,6 +668,9 @@
             </w:tcMar>
           </w:tcPr>
           <w:p>
+            <w:pPr>
+              <w:keepNext w:val="0"/>
+            </w:pPr>
             <w:r>
               <w:t>4-8</w:t>
             </w:r>
@@ -607,6 +687,9 @@
             </w:tcMar>
           </w:tcPr>
           <w:p>
+            <w:pPr>
+              <w:keepNext w:val="0"/>
+            </w:pPr>
             <w:r>
               <w:t>Application rollback, PostgreSQL PITR, schema/data validation, secrets/config recovery</w:t>
             </w:r>
@@ -634,6 +717,7 @@
         <w:trPr>
           <w:tblHeader w:val="true"/>
           <w:cantSplit/>
+          <w:tblHeader/>
         </w:trPr>
         <w:tc>
           <w:tcPr>
@@ -647,6 +731,9 @@
             </w:tcMar>
           </w:tcPr>
           <w:p>
+            <w:pPr>
+              <w:keepNext w:val="0"/>
+            </w:pPr>
             <w:r>
               <w:rPr>
                 <w:b/>
@@ -669,6 +756,9 @@
             </w:tcMar>
           </w:tcPr>
           <w:p>
+            <w:pPr>
+              <w:keepNext w:val="0"/>
+            </w:pPr>
             <w:r>
               <w:rPr>
                 <w:b/>
@@ -695,6 +785,9 @@
             </w:tcMar>
           </w:tcPr>
           <w:p>
+            <w:pPr>
+              <w:keepNext w:val="0"/>
+            </w:pPr>
             <w:r>
               <w:t>9-11</w:t>
             </w:r>
@@ -711,6 +804,9 @@
             </w:tcMar>
           </w:tcPr>
           <w:p>
+            <w:pPr>
+              <w:keepNext w:val="0"/>
+            </w:pPr>
             <w:r>
               <w:t>External dependency/DNS recovery, disaster scenarios, return to service</w:t>
             </w:r>
@@ -738,6 +834,7 @@
         <w:trPr>
           <w:tblHeader w:val="true"/>
           <w:cantSplit/>
+          <w:tblHeader/>
         </w:trPr>
         <w:tc>
           <w:tcPr>
@@ -751,6 +848,9 @@
             </w:tcMar>
           </w:tcPr>
           <w:p>
+            <w:pPr>
+              <w:keepNext w:val="0"/>
+            </w:pPr>
             <w:r>
               <w:rPr>
                 <w:b/>
@@ -773,6 +873,9 @@
             </w:tcMar>
           </w:tcPr>
           <w:p>
+            <w:pPr>
+              <w:keepNext w:val="0"/>
+            </w:pPr>
             <w:r>
               <w:rPr>
                 <w:b/>
@@ -799,6 +902,9 @@
             </w:tcMar>
           </w:tcPr>
           <w:p>
+            <w:pPr>
+              <w:keepNext w:val="0"/>
+            </w:pPr>
             <w:r>
               <w:t>12</w:t>
             </w:r>
@@ -815,6 +921,9 @@
             </w:tcMar>
           </w:tcPr>
           <w:p>
+            <w:pPr>
+              <w:keepNext w:val="0"/>
+            </w:pPr>
             <w:r>
               <w:t>DR exercise procedure</w:t>
             </w:r>
@@ -842,6 +951,7 @@
         <w:trPr>
           <w:tblHeader w:val="true"/>
           <w:cantSplit/>
+          <w:tblHeader/>
         </w:trPr>
         <w:tc>
           <w:tcPr>
@@ -855,6 +965,9 @@
             </w:tcMar>
           </w:tcPr>
           <w:p>
+            <w:pPr>
+              <w:keepNext w:val="0"/>
+            </w:pPr>
             <w:r>
               <w:rPr>
                 <w:b/>
@@ -877,6 +990,9 @@
             </w:tcMar>
           </w:tcPr>
           <w:p>
+            <w:pPr>
+              <w:keepNext w:val="0"/>
+            </w:pPr>
             <w:r>
               <w:rPr>
                 <w:b/>
@@ -903,6 +1019,9 @@
             </w:tcMar>
           </w:tcPr>
           <w:p>
+            <w:pPr>
+              <w:keepNext w:val="0"/>
+            </w:pPr>
             <w:r>
               <w:t>Appendices</w:t>
             </w:r>
@@ -919,6 +1038,9 @@
             </w:tcMar>
           </w:tcPr>
           <w:p>
+            <w:pPr>
+              <w:keepNext w:val="0"/>
+            </w:pPr>
             <w:r>
               <w:t>Recovery checklists, validation queries/concepts, evidence record</w:t>
             </w:r>
@@ -951,6 +1073,7 @@
     </w:p>
     <w:p>
       <w:pPr>
+        <w:keepNext/>
         <w:jc w:val="center"/>
       </w:pPr>
       <w:r>
@@ -991,10 +1114,15 @@
     <w:p>
       <w:pPr>
         <w:pStyle w:val="ETISCaption"/>
+        <w:keepNext w:val="0"/>
+        <w:keepLines/>
         <w:jc w:val="center"/>
       </w:pPr>
       <w:r>
         <w:t>Figure 1. Recovery decision model. Use application rollback for application-only regression; use PITR/restore planning when data or schema integrity is involved.</w:t>
+      </w:r>
+      <w:r>
+        <w:t xml:space="preserve"> Historical reference figure; current text governs.</w:t>
       </w:r>
     </w:p>
     <w:tbl>
@@ -1009,6 +1137,7 @@
         <w:trPr>
           <w:cantSplit/>
           <w:tblHeader/>
+          <w:tblHeader/>
         </w:trPr>
         <w:tc>
           <w:tcPr>
@@ -1022,6 +1151,9 @@
             </w:tcMar>
           </w:tcPr>
           <w:p>
+            <w:pPr>
+              <w:keepNext w:val="0"/>
+            </w:pPr>
             <w:r>
               <w:rPr>
                 <w:b/>
@@ -1053,6 +1185,7 @@
     </w:p>
     <w:p>
       <w:pPr>
+        <w:keepNext/>
         <w:jc w:val="center"/>
       </w:pPr>
       <w:r>
@@ -1093,10 +1226,15 @@
     <w:p>
       <w:pPr>
         <w:pStyle w:val="ETISCaption"/>
+        <w:keepNext w:val="0"/>
+        <w:keepLines/>
         <w:jc w:val="center"/>
       </w:pPr>
       <w:r>
         <w:t>Figure 2. ETIS recovery depends on multiple preserved layers: immutable application images, PostgreSQL backups/PITR, durable engineering records, and authoritative configuration source.</w:t>
+      </w:r>
+      <w:r>
+        <w:t xml:space="preserve"> Historical reference figure; current text governs.</w:t>
       </w:r>
     </w:p>
     <w:tbl>
@@ -1115,6 +1253,7 @@
         <w:trPr>
           <w:tblHeader w:val="true"/>
           <w:cantSplit/>
+          <w:tblHeader/>
         </w:trPr>
         <w:tc>
           <w:tcPr>
@@ -1128,6 +1267,9 @@
             </w:tcMar>
           </w:tcPr>
           <w:p>
+            <w:pPr>
+              <w:keepNext w:val="0"/>
+            </w:pPr>
             <w:r>
               <w:rPr>
                 <w:b/>
@@ -1150,6 +1292,9 @@
             </w:tcMar>
           </w:tcPr>
           <w:p>
+            <w:pPr>
+              <w:keepNext w:val="0"/>
+            </w:pPr>
             <w:r>
               <w:rPr>
                 <w:b/>
@@ -1172,6 +1317,9 @@
             </w:tcMar>
           </w:tcPr>
           <w:p>
+            <w:pPr>
+              <w:keepNext w:val="0"/>
+            </w:pPr>
             <w:r>
               <w:rPr>
                 <w:b/>
@@ -1198,6 +1346,9 @@
             </w:tcMar>
           </w:tcPr>
           <w:p>
+            <w:pPr>
+              <w:keepNext w:val="0"/>
+            </w:pPr>
             <w:r>
               <w:t>Application</w:t>
             </w:r>
@@ -1214,6 +1365,9 @@
             </w:tcMar>
           </w:tcPr>
           <w:p>
+            <w:pPr>
+              <w:keepNext w:val="0"/>
+            </w:pPr>
             <w:r>
               <w:t>Immutable ACR images tagged by Git commit SHA</w:t>
             </w:r>
@@ -1230,6 +1384,9 @@
             </w:tcMar>
           </w:tcPr>
           <w:p>
+            <w:pPr>
+              <w:keepNext w:val="0"/>
+            </w:pPr>
             <w:r>
               <w:t>Do not rebuild an old commit just to recreate an already-retained rollback image.</w:t>
             </w:r>
@@ -1251,6 +1408,9 @@
             </w:tcMar>
           </w:tcPr>
           <w:p>
+            <w:pPr>
+              <w:keepNext w:val="0"/>
+            </w:pPr>
             <w:r>
               <w:t>Database</w:t>
             </w:r>
@@ -1267,6 +1427,9 @@
             </w:tcMar>
           </w:tcPr>
           <w:p>
+            <w:pPr>
+              <w:keepNext w:val="0"/>
+            </w:pPr>
             <w:r>
               <w:t>Azure PostgreSQL Flexible Server platform backup/PITR</w:t>
             </w:r>
@@ -1283,6 +1446,9 @@
             </w:tcMar>
           </w:tcPr>
           <w:p>
+            <w:pPr>
+              <w:keepNext w:val="0"/>
+            </w:pPr>
             <w:r>
               <w:t>Restore to a temporary server first when proving recovery; validate schema and data before cutover.</w:t>
             </w:r>
@@ -1304,6 +1470,9 @@
             </w:tcMar>
           </w:tcPr>
           <w:p>
+            <w:pPr>
+              <w:keepNext w:val="0"/>
+            </w:pPr>
             <w:r>
               <w:t>Schema</w:t>
             </w:r>
@@ -1320,6 +1489,9 @@
             </w:tcMar>
           </w:tcPr>
           <w:p>
+            <w:pPr>
+              <w:keepNext w:val="0"/>
+            </w:pPr>
             <w:r>
               <w:t>Alembic migration history/head</w:t>
             </w:r>
@@ -1336,6 +1508,9 @@
             </w:tcMar>
           </w:tcPr>
           <w:p>
+            <w:pPr>
+              <w:keepNext w:val="0"/>
+            </w:pPr>
             <w:r>
               <w:t>Do not manually edit schema to force compatibility.</w:t>
             </w:r>
@@ -1357,6 +1532,9 @@
             </w:tcMar>
           </w:tcPr>
           <w:p>
+            <w:pPr>
+              <w:keepNext w:val="0"/>
+            </w:pPr>
             <w:r>
               <w:t>Infrastructure</w:t>
             </w:r>
@@ -1373,6 +1551,9 @@
             </w:tcMar>
           </w:tcPr>
           <w:p>
+            <w:pPr>
+              <w:keepNext w:val="0"/>
+            </w:pPr>
             <w:r>
               <w:t>Bicep under `infra/azure/` plus protected deployment workflow</w:t>
             </w:r>
@@ -1389,6 +1570,9 @@
             </w:tcMar>
           </w:tcPr>
           <w:p>
+            <w:pPr>
+              <w:keepNext w:val="0"/>
+            </w:pPr>
             <w:r>
               <w:t>Portal state is not the long-term source of truth.</w:t>
             </w:r>
@@ -1410,6 +1594,9 @@
             </w:tcMar>
           </w:tcPr>
           <w:p>
+            <w:pPr>
+              <w:keepNext w:val="0"/>
+            </w:pPr>
             <w:r>
               <w:t>Secrets</w:t>
             </w:r>
@@ -1426,6 +1613,9 @@
             </w:tcMar>
           </w:tcPr>
           <w:p>
+            <w:pPr>
+              <w:keepNext w:val="0"/>
+            </w:pPr>
             <w:r>
               <w:t>Key Vault + protected GitHub environment secret provisioning</w:t>
             </w:r>
@@ -1442,6 +1632,9 @@
             </w:tcMar>
           </w:tcPr>
           <w:p>
+            <w:pPr>
+              <w:keepNext w:val="0"/>
+            </w:pPr>
             <w:r>
               <w:t>Never copy secret values into docs/tickets; rotate if exposure is suspected.</w:t>
             </w:r>
@@ -1463,6 +1656,9 @@
             </w:tcMar>
           </w:tcPr>
           <w:p>
+            <w:pPr>
+              <w:keepNext w:val="0"/>
+            </w:pPr>
             <w:r>
               <w:t>Identity/repository</w:t>
             </w:r>
@@ -1479,6 +1675,9 @@
             </w:tcMar>
           </w:tcPr>
           <w:p>
+            <w:pPr>
+              <w:keepNext w:val="0"/>
+            </w:pPr>
             <w:r>
               <w:t>Entra app/callbacks; GitHub OAuth/App configuration</w:t>
             </w:r>
@@ -1495,6 +1694,9 @@
             </w:tcMar>
           </w:tcPr>
           <w:p>
+            <w:pPr>
+              <w:keepNext w:val="0"/>
+            </w:pPr>
             <w:r>
               <w:t>Authentication and GitHub repository authority remain separate boundaries.</w:t>
             </w:r>
@@ -1516,6 +1718,9 @@
             </w:tcMar>
           </w:tcPr>
           <w:p>
+            <w:pPr>
+              <w:keepNext w:val="0"/>
+            </w:pPr>
             <w:r>
               <w:t>Engineering records</w:t>
             </w:r>
@@ -1532,6 +1737,9 @@
             </w:tcMar>
           </w:tcPr>
           <w:p>
+            <w:pPr>
+              <w:keepNext w:val="0"/>
+            </w:pPr>
             <w:r>
               <w:t>PostgreSQL durable records + frozen evidence provenance</w:t>
             </w:r>
@@ -1548,6 +1756,9 @@
             </w:tcMar>
           </w:tcPr>
           <w:p>
+            <w:pPr>
+              <w:keepNext w:val="0"/>
+            </w:pPr>
             <w:r>
               <w:t>Archive preserves history; recovery must not silently rewrite old evidence/reviews.</w:t>
             </w:r>
@@ -1713,6 +1924,7 @@
     </w:p>
     <w:p>
       <w:pPr>
+        <w:keepNext/>
         <w:jc w:val="center"/>
       </w:pPr>
       <w:r>
@@ -1753,10 +1965,15 @@
     <w:p>
       <w:pPr>
         <w:pStyle w:val="ETISCaption"/>
+        <w:keepNext w:val="0"/>
+        <w:keepLines/>
         <w:jc w:val="center"/>
       </w:pPr>
       <w:r>
         <w:t>Figure 3. PostgreSQL Flexible Server overview. The production database is the durable system of record; Azure exposes a Restore action for point-in-time recovery.</w:t>
+      </w:r>
+      <w:r>
+        <w:t xml:space="preserve"> Historical reference figure; current text governs.</w:t>
       </w:r>
     </w:p>
     <w:p>
@@ -1867,6 +2084,7 @@
     </w:p>
     <w:p>
       <w:pPr>
+        <w:keepNext/>
         <w:jc w:val="center"/>
       </w:pPr>
       <w:r>
@@ -1907,10 +2125,15 @@
     <w:p>
       <w:pPr>
         <w:pStyle w:val="ETISCaption"/>
+        <w:keepNext w:val="0"/>
+        <w:keepLines/>
         <w:jc w:val="center"/>
       </w:pPr>
       <w:r>
         <w:t>Figure 4. Application rollback redeploys a retained known-good immutable image. It is not a manual traffic switch to an indefinitely retained revision.</w:t>
+      </w:r>
+      <w:r>
+        <w:t xml:space="preserve"> Historical reference figure; current text governs.</w:t>
       </w:r>
     </w:p>
     <w:p>
@@ -2015,6 +2238,7 @@
         <w:trPr>
           <w:cantSplit/>
           <w:tblHeader/>
+          <w:tblHeader/>
         </w:trPr>
         <w:tc>
           <w:tcPr>
@@ -2028,6 +2252,9 @@
             </w:tcMar>
           </w:tcPr>
           <w:p>
+            <w:pPr>
+              <w:keepNext w:val="0"/>
+            </w:pPr>
             <w:r>
               <w:rPr>
                 <w:b/>
@@ -2059,6 +2286,7 @@
     </w:p>
     <w:p>
       <w:pPr>
+        <w:keepNext/>
         <w:jc w:val="center"/>
       </w:pPr>
       <w:r>
@@ -2099,10 +2327,15 @@
     <w:p>
       <w:pPr>
         <w:pStyle w:val="ETISCaption"/>
+        <w:keepNext w:val="0"/>
+        <w:keepLines/>
         <w:jc w:val="center"/>
       </w:pPr>
       <w:r>
         <w:t>Figure 5. PITR sequence: freeze changes, select a restore point, restore to a temporary server, validate, reconnect/redeploy, and accept.</w:t>
+      </w:r>
+      <w:r>
+        <w:t xml:space="preserve"> Historical reference figure; current text governs.</w:t>
       </w:r>
     </w:p>
     <w:p>
@@ -2249,6 +2482,7 @@
         <w:trPr>
           <w:tblHeader w:val="true"/>
           <w:cantSplit/>
+          <w:tblHeader/>
         </w:trPr>
         <w:tc>
           <w:tcPr>
@@ -2262,6 +2496,9 @@
             </w:tcMar>
           </w:tcPr>
           <w:p>
+            <w:pPr>
+              <w:keepNext w:val="0"/>
+            </w:pPr>
             <w:r>
               <w:rPr>
                 <w:b/>
@@ -2284,6 +2521,9 @@
             </w:tcMar>
           </w:tcPr>
           <w:p>
+            <w:pPr>
+              <w:keepNext w:val="0"/>
+            </w:pPr>
             <w:r>
               <w:rPr>
                 <w:b/>
@@ -2310,6 +2550,9 @@
             </w:tcMar>
           </w:tcPr>
           <w:p>
+            <w:pPr>
+              <w:keepNext w:val="0"/>
+            </w:pPr>
             <w:r>
               <w:t>Connectivity</w:t>
             </w:r>
@@ -2326,6 +2569,9 @@
             </w:tcMar>
           </w:tcPr>
           <w:p>
+            <w:pPr>
+              <w:keepNext w:val="0"/>
+            </w:pPr>
             <w:r>
               <w:t>Authorized validation client/application can connect through the intended private path.</w:t>
             </w:r>
@@ -2347,6 +2593,9 @@
             </w:tcMar>
           </w:tcPr>
           <w:p>
+            <w:pPr>
+              <w:keepNext w:val="0"/>
+            </w:pPr>
             <w:r>
               <w:t>Alembic</w:t>
             </w:r>
@@ -2363,6 +2612,9 @@
             </w:tcMar>
           </w:tcPr>
           <w:p>
+            <w:pPr>
+              <w:keepNext w:val="0"/>
+            </w:pPr>
             <w:r>
               <w:t>Database revision is understood and compatible with the application image selected for recovery.</w:t>
             </w:r>
@@ -2384,6 +2636,9 @@
             </w:tcMar>
           </w:tcPr>
           <w:p>
+            <w:pPr>
+              <w:keepNext w:val="0"/>
+            </w:pPr>
             <w:r>
               <w:t>Core tables</w:t>
             </w:r>
@@ -2400,6 +2655,9 @@
             </w:tcMar>
           </w:tcPr>
           <w:p>
+            <w:pPr>
+              <w:keepNext w:val="0"/>
+            </w:pPr>
             <w:r>
               <w:t>Course term, sections, enrollments, teams, memberships, evidence snapshots, reviews/turns, findings/dispositions, and AI usage records exist as expected.</w:t>
             </w:r>
@@ -2421,6 +2679,9 @@
             </w:tcMar>
           </w:tcPr>
           <w:p>
+            <w:pPr>
+              <w:keepNext w:val="0"/>
+            </w:pPr>
             <w:r>
               <w:t>Incident boundary</w:t>
             </w:r>
@@ -2437,6 +2698,9 @@
             </w:tcMar>
           </w:tcPr>
           <w:p>
+            <w:pPr>
+              <w:keepNext w:val="0"/>
+            </w:pPr>
             <w:r>
               <w:t>Damaging change is absent; expected pre-incident records are present.</w:t>
             </w:r>
@@ -2458,6 +2722,9 @@
             </w:tcMar>
           </w:tcPr>
           <w:p>
+            <w:pPr>
+              <w:keepNext w:val="0"/>
+            </w:pPr>
             <w:r>
               <w:t>Referential integrity</w:t>
             </w:r>
@@ -2474,6 +2741,9 @@
             </w:tcMar>
           </w:tcPr>
           <w:p>
+            <w:pPr>
+              <w:keepNext w:val="0"/>
+            </w:pPr>
             <w:r>
               <w:t>No obvious orphaning or partial recovery in critical authorization/evidence relationships.</w:t>
             </w:r>
@@ -2495,6 +2765,9 @@
             </w:tcMar>
           </w:tcPr>
           <w:p>
+            <w:pPr>
+              <w:keepNext w:val="0"/>
+            </w:pPr>
             <w:r>
               <w:t>Sample user path</w:t>
             </w:r>
@@ -2511,6 +2784,9 @@
             </w:tcMar>
           </w:tcPr>
           <w:p>
+            <w:pPr>
+              <w:keepNext w:val="0"/>
+            </w:pPr>
             <w:r>
               <w:t>A representative authorized user/team can be resolved against the restored data in a controlled validation environment.</w:t>
             </w:r>
@@ -2522,6 +2798,29 @@
       <w:pPr>
         <w:spacing w:after="20"/>
       </w:pPr>
+    </w:p>
+    <w:p>
+      <w:pPr>
+        <w:pStyle w:val="Heading2"/>
+      </w:pPr>
+      <w:r>
+        <w:t>Recovery integrity for the current release</w:t>
+      </w:r>
+    </w:p>
+    <w:p>
+      <w:r>
+        <w:t>Only authoritative corrected or resolved findings are closed. Confirmed, evidence disputed, accepted risk and deferred findings remain open. Inspecting, searching, recommending and completing a review do not close a finding; work after the snapshot cannot close it on that earlier snapshot.</w:t>
+      </w:r>
+    </w:p>
+    <w:p>
+      <w:r>
+        <w:t>Button-triggered instructions are recorded as review actions, not as words the student wrote. Unsent drafts are preserved and remain private. Optional review context and other concerns stay secondary to the current concern and conversation.</w:t>
+      </w:r>
+    </w:p>
+    <w:p>
+      <w:r>
+        <w:t>Validate restored snapshot identities/provenance, correction/disposition records and persisted action metadata. Do not recreate later repository fixes as if they existed in an earlier snapshot. Compare an older retained application’s transcript behavior with its known capabilities; rollback to an older image may remove later keyboard/authorship improvements.</w:t>
+      </w:r>
     </w:p>
     <w:p>
       <w:pPr>
@@ -2713,6 +3012,7 @@
         <w:trPr>
           <w:tblHeader w:val="true"/>
           <w:cantSplit/>
+          <w:tblHeader/>
         </w:trPr>
         <w:tc>
           <w:tcPr>
@@ -2726,6 +3026,9 @@
             </w:tcMar>
           </w:tcPr>
           <w:p>
+            <w:pPr>
+              <w:keepNext w:val="0"/>
+            </w:pPr>
             <w:r>
               <w:rPr>
                 <w:b/>
@@ -2748,6 +3051,9 @@
             </w:tcMar>
           </w:tcPr>
           <w:p>
+            <w:pPr>
+              <w:keepNext w:val="0"/>
+            </w:pPr>
             <w:r>
               <w:rPr>
                 <w:b/>
@@ -2770,6 +3076,9 @@
             </w:tcMar>
           </w:tcPr>
           <w:p>
+            <w:pPr>
+              <w:keepNext w:val="0"/>
+            </w:pPr>
             <w:r>
               <w:rPr>
                 <w:b/>
@@ -2796,6 +3105,9 @@
             </w:tcMar>
           </w:tcPr>
           <w:p>
+            <w:pPr>
+              <w:keepNext w:val="0"/>
+            </w:pPr>
             <w:r>
               <w:t>Custom domain fails</w:t>
             </w:r>
@@ -2812,6 +3124,9 @@
             </w:tcMar>
           </w:tcPr>
           <w:p>
+            <w:pPr>
+              <w:keepNext w:val="0"/>
+            </w:pPr>
             <w:r>
               <w:t>DNS record, Container App custom-domain binding, managed certificate</w:t>
             </w:r>
@@ -2828,6 +3143,9 @@
             </w:tcMar>
           </w:tcPr>
           <w:p>
+            <w:pPr>
+              <w:keepNext w:val="0"/>
+            </w:pPr>
             <w:r>
               <w:t>Restore intended DNS/binding; do not switch users to an undocumented origin.</w:t>
             </w:r>
@@ -2849,6 +3167,9 @@
             </w:tcMar>
           </w:tcPr>
           <w:p>
+            <w:pPr>
+              <w:keepNext w:val="0"/>
+            </w:pPr>
             <w:r>
               <w:t>TLS/certificate error</w:t>
             </w:r>
@@ -2865,6 +3186,9 @@
             </w:tcMar>
           </w:tcPr>
           <w:p>
+            <w:pPr>
+              <w:keepNext w:val="0"/>
+            </w:pPr>
             <w:r>
               <w:t>Managed certificate state and domain validation</w:t>
             </w:r>
@@ -2881,6 +3205,9 @@
             </w:tcMar>
           </w:tcPr>
           <w:p>
+            <w:pPr>
+              <w:keepNext w:val="0"/>
+            </w:pPr>
             <w:r>
               <w:t>Repair certificate/binding; keep HTTPS-only posture.</w:t>
             </w:r>
@@ -2902,6 +3229,9 @@
             </w:tcMar>
           </w:tcPr>
           <w:p>
+            <w:pPr>
+              <w:keepNext w:val="0"/>
+            </w:pPr>
             <w:r>
               <w:t>Entra callback error</w:t>
             </w:r>
@@ -2918,6 +3248,9 @@
             </w:tcMar>
           </w:tcPr>
           <w:p>
+            <w:pPr>
+              <w:keepNext w:val="0"/>
+            </w:pPr>
             <w:r>
               <w:t>ENTRA redirect URI and ETIS_WEB_ORIGIN alignment</w:t>
             </w:r>
@@ -2934,6 +3267,9 @@
             </w:tcMar>
           </w:tcPr>
           <w:p>
+            <w:pPr>
+              <w:keepNext w:val="0"/>
+            </w:pPr>
             <w:r>
               <w:t>Use the canonical https://simulator.etisframework.org/auth/entra/callback.</w:t>
             </w:r>
@@ -2955,6 +3291,9 @@
             </w:tcMar>
           </w:tcPr>
           <w:p>
+            <w:pPr>
+              <w:keepNext w:val="0"/>
+            </w:pPr>
             <w:r>
               <w:t>GitHub OAuth callback error</w:t>
             </w:r>
@@ -2971,6 +3310,9 @@
             </w:tcMar>
           </w:tcPr>
           <w:p>
+            <w:pPr>
+              <w:keepNext w:val="0"/>
+            </w:pPr>
             <w:r>
               <w:t>OAuth App callback and web origin</w:t>
             </w:r>
@@ -2987,6 +3329,9 @@
             </w:tcMar>
           </w:tcPr>
           <w:p>
+            <w:pPr>
+              <w:keepNext w:val="0"/>
+            </w:pPr>
             <w:r>
               <w:t>Restore exact production callback; do not broaden redirect patterns.</w:t>
             </w:r>
@@ -3008,6 +3353,9 @@
             </w:tcMar>
           </w:tcPr>
           <w:p>
+            <w:pPr>
+              <w:keepNext w:val="0"/>
+            </w:pPr>
             <w:r>
               <w:t>GitHub App return flow broken</w:t>
             </w:r>
@@ -3024,6 +3372,9 @@
             </w:tcMar>
           </w:tcPr>
           <w:p>
+            <w:pPr>
+              <w:keepNext w:val="0"/>
+            </w:pPr>
             <w:r>
               <w:t>Setup URL and Redirect on update</w:t>
             </w:r>
@@ -3040,6 +3391,9 @@
             </w:tcMar>
           </w:tcPr>
           <w:p>
+            <w:pPr>
+              <w:keepNext w:val="0"/>
+            </w:pPr>
             <w:r>
               <w:t>Restore /github/setup-complete return path; exact repository verification remains Step 2.</w:t>
             </w:r>
@@ -3076,6 +3430,7 @@
         <w:trPr>
           <w:tblHeader w:val="true"/>
           <w:cantSplit/>
+          <w:tblHeader/>
         </w:trPr>
         <w:tc>
           <w:tcPr>
@@ -3089,6 +3444,9 @@
             </w:tcMar>
           </w:tcPr>
           <w:p>
+            <w:pPr>
+              <w:keepNext w:val="0"/>
+            </w:pPr>
             <w:r>
               <w:rPr>
                 <w:b/>
@@ -3111,6 +3469,9 @@
             </w:tcMar>
           </w:tcPr>
           <w:p>
+            <w:pPr>
+              <w:keepNext w:val="0"/>
+            </w:pPr>
             <w:r>
               <w:rPr>
                 <w:b/>
@@ -3133,6 +3494,9 @@
             </w:tcMar>
           </w:tcPr>
           <w:p>
+            <w:pPr>
+              <w:keepNext w:val="0"/>
+            </w:pPr>
             <w:r>
               <w:rPr>
                 <w:b/>
@@ -3159,6 +3523,9 @@
             </w:tcMar>
           </w:tcPr>
           <w:p>
+            <w:pPr>
+              <w:keepNext w:val="0"/>
+            </w:pPr>
             <w:r>
               <w:t>Bad application deployment</w:t>
             </w:r>
@@ -3175,6 +3542,9 @@
             </w:tcMar>
           </w:tcPr>
           <w:p>
+            <w:pPr>
+              <w:keepNext w:val="0"/>
+            </w:pPr>
             <w:r>
               <w:t>Known-good immutable image redeploy</w:t>
             </w:r>
@@ -3191,6 +3561,9 @@
             </w:tcMar>
           </w:tcPr>
           <w:p>
+            <w:pPr>
+              <w:keepNext w:val="0"/>
+            </w:pPr>
             <w:r>
               <w:t>Current DB unless incompatibility exists; deployment SHA provenance.</w:t>
             </w:r>
@@ -3212,6 +3585,9 @@
             </w:tcMar>
           </w:tcPr>
           <w:p>
+            <w:pPr>
+              <w:keepNext w:val="0"/>
+            </w:pPr>
             <w:r>
               <w:t>Database corruption/erroneous destructive change</w:t>
             </w:r>
@@ -3228,6 +3604,9 @@
             </w:tcMar>
           </w:tcPr>
           <w:p>
+            <w:pPr>
+              <w:keepNext w:val="0"/>
+            </w:pPr>
             <w:r>
               <w:t>PITR to validated temporary server, then controlled cutover</w:t>
             </w:r>
@@ -3244,6 +3623,9 @@
             </w:tcMar>
           </w:tcPr>
           <w:p>
+            <w:pPr>
+              <w:keepNext w:val="0"/>
+            </w:pPr>
             <w:r>
               <w:t>Original server until validation; restore timestamp/rationale.</w:t>
             </w:r>
@@ -3265,6 +3647,9 @@
             </w:tcMar>
           </w:tcPr>
           <w:p>
+            <w:pPr>
+              <w:keepNext w:val="0"/>
+            </w:pPr>
             <w:r>
               <w:t>Failed/incompatible migration</w:t>
             </w:r>
@@ -3281,6 +3666,9 @@
             </w:tcMar>
           </w:tcPr>
           <w:p>
+            <w:pPr>
+              <w:keepNext w:val="0"/>
+            </w:pPr>
             <w:r>
               <w:t>Application/schema compatibility decision; PITR or reviewed forward migration</w:t>
             </w:r>
@@ -3297,6 +3685,9 @@
             </w:tcMar>
           </w:tcPr>
           <w:p>
+            <w:pPr>
+              <w:keepNext w:val="0"/>
+            </w:pPr>
             <w:r>
               <w:t>Alembic revisions, affected data, deployment history.</w:t>
             </w:r>
@@ -3318,6 +3709,9 @@
             </w:tcMar>
           </w:tcPr>
           <w:p>
+            <w:pPr>
+              <w:keepNext w:val="0"/>
+            </w:pPr>
             <w:r>
               <w:t>Secret compromise</w:t>
             </w:r>
@@ -3334,6 +3728,9 @@
             </w:tcMar>
           </w:tcPr>
           <w:p>
+            <w:pPr>
+              <w:keepNext w:val="0"/>
+            </w:pPr>
             <w:r>
               <w:t>Provider revocation/rotation + protected secret update + redeploy/validation</w:t>
             </w:r>
@@ -3350,6 +3747,9 @@
             </w:tcMar>
           </w:tcPr>
           <w:p>
+            <w:pPr>
+              <w:keepNext w:val="0"/>
+            </w:pPr>
             <w:r>
               <w:t>Incident timeline; never preserve compromised secret in docs.</w:t>
             </w:r>
@@ -3371,6 +3771,9 @@
             </w:tcMar>
           </w:tcPr>
           <w:p>
+            <w:pPr>
+              <w:keepNext w:val="0"/>
+            </w:pPr>
             <w:r>
               <w:t>Container App/runtime misconfiguration</w:t>
             </w:r>
@@ -3387,6 +3790,9 @@
             </w:tcMar>
           </w:tcPr>
           <w:p>
+            <w:pPr>
+              <w:keepNext w:val="0"/>
+            </w:pPr>
             <w:r>
               <w:t>Reconcile with Bicep/source and controlled deployment</w:t>
             </w:r>
@@ -3403,6 +3809,9 @@
             </w:tcMar>
           </w:tcPr>
           <w:p>
+            <w:pPr>
+              <w:keepNext w:val="0"/>
+            </w:pPr>
             <w:r>
               <w:t>Source-of-truth; avoid unmanaged portal-only drift.</w:t>
             </w:r>
@@ -3424,6 +3833,9 @@
             </w:tcMar>
           </w:tcPr>
           <w:p>
+            <w:pPr>
+              <w:keepNext w:val="0"/>
+            </w:pPr>
             <w:r>
               <w:t>GitHub App over-scoped</w:t>
             </w:r>
@@ -3440,6 +3852,9 @@
             </w:tcMar>
           </w:tcPr>
           <w:p>
+            <w:pPr>
+              <w:keepNext w:val="0"/>
+            </w:pPr>
             <w:r>
               <w:t>Reduce to selected repositories; revalidate repository trust</w:t>
             </w:r>
@@ -3456,6 +3871,9 @@
             </w:tcMar>
           </w:tcPr>
           <w:p>
+            <w:pPr>
+              <w:keepNext w:val="0"/>
+            </w:pPr>
             <w:r>
               <w:t>Exact authorized repo boundary; do not retain All repositories.</w:t>
             </w:r>
@@ -3477,6 +3895,9 @@
             </w:tcMar>
           </w:tcPr>
           <w:p>
+            <w:pPr>
+              <w:keepNext w:val="0"/>
+            </w:pPr>
             <w:r>
               <w:t>Semester accidentally archived/authority issue</w:t>
             </w:r>
@@ -3493,6 +3914,9 @@
             </w:tcMar>
           </w:tcPr>
           <w:p>
+            <w:pPr>
+              <w:keepNext w:val="0"/>
+            </w:pPr>
             <w:r>
               <w:t>Treat as data/authorization incident; do not edit DB directly</w:t>
             </w:r>
@@ -3509,6 +3933,9 @@
             </w:tcMar>
           </w:tcPr>
           <w:p>
+            <w:pPr>
+              <w:keepNext w:val="0"/>
+            </w:pPr>
             <w:r>
               <w:t>Lifecycle history and membership events; require authorized controlled correction.</w:t>
             </w:r>
@@ -3531,6 +3958,7 @@
     </w:p>
     <w:p>
       <w:pPr>
+        <w:keepNext/>
         <w:jc w:val="center"/>
       </w:pPr>
       <w:r>
@@ -3571,10 +3999,15 @@
     <w:p>
       <w:pPr>
         <w:pStyle w:val="ETISCaption"/>
+        <w:keepNext w:val="0"/>
+        <w:keepLines/>
         <w:jc w:val="center"/>
       </w:pPr>
       <w:r>
         <w:t>Figure 6. A recovered system returns to service only after technical acceptance and a representative human path check.</w:t>
+      </w:r>
+      <w:r>
+        <w:t xml:space="preserve"> Historical reference figure; current text governs.</w:t>
       </w:r>
     </w:p>
     <w:tbl>
@@ -3588,6 +4021,7 @@
       <w:tr>
         <w:trPr>
           <w:cantSplit/>
+          <w:tblHeader/>
           <w:tblHeader/>
         </w:trPr>
         <w:tc>
@@ -3604,6 +4038,7 @@
           <w:p>
             <w:pPr>
               <w:pStyle w:val="ETISCode"/>
+              <w:keepNext w:val="0"/>
               <w:spacing w:after="0"/>
             </w:pPr>
             <w:r>
@@ -3734,6 +4169,29 @@
     </w:p>
     <w:p>
       <w:pPr>
+        <w:pStyle w:val="Heading2"/>
+      </w:pPr>
+      <w:r>
+        <w:t>Release-aware recovery acceptance</w:t>
+      </w:r>
+    </w:p>
+    <w:p>
+      <w:r>
+        <w:t>The v0.18.0 source version is defined in apps/api/app/version.py. FastAPI/OpenAPI and /health use that value. Source version, merged Git SHA, immutable image/revision, deployment success and production acceptance are separate evidence. The August GO records and v0.17 analytical history keep their original dates and versions.</w:t>
+      </w:r>
+    </w:p>
+    <w:p>
+      <w:r>
+        <w:t>Production defaults remain legacy reasoning and legacy planning. Shadow validator/planner/selector/realizer evaluation remains internal and does not replace student-visible authority. This release introduces no PR5 authority transfer, database migration or course-model change.</w:t>
+      </w:r>
+    </w:p>
+    <w:p>
+      <w:r>
+        <w:t>Use the version and mode expected for the selected recovery image, not necessarily 0.18.0. Match the immutable image SHA to a compatible Alembic state, then run operator acceptance and affected student/staff smoke. Restoring rows or seeing a page does not by itself prove restored authority or historical integrity.</w:t>
+      </w:r>
+    </w:p>
+    <w:p>
+      <w:pPr>
         <w:pStyle w:val="Heading1"/>
       </w:pPr>
       <w:r>
@@ -3857,6 +4315,7 @@
         <w:trPr>
           <w:cantSplit/>
           <w:tblHeader/>
+          <w:tblHeader/>
         </w:trPr>
         <w:tc>
           <w:tcPr>
@@ -3870,6 +4329,9 @@
             </w:tcMar>
           </w:tcPr>
           <w:p>
+            <w:pPr>
+              <w:keepNext w:val="0"/>
+            </w:pPr>
             <w:r>
               <w:rPr>
                 <w:b/>
@@ -4021,6 +4483,7 @@
         <w:trPr>
           <w:tblHeader w:val="true"/>
           <w:cantSplit/>
+          <w:tblHeader/>
         </w:trPr>
         <w:tc>
           <w:tcPr>
@@ -4034,6 +4497,9 @@
             </w:tcMar>
           </w:tcPr>
           <w:p>
+            <w:pPr>
+              <w:keepNext w:val="0"/>
+            </w:pPr>
             <w:r>
               <w:rPr>
                 <w:b/>
@@ -4056,6 +4522,9 @@
             </w:tcMar>
           </w:tcPr>
           <w:p>
+            <w:pPr>
+              <w:keepNext w:val="0"/>
+            </w:pPr>
             <w:r>
               <w:rPr>
                 <w:b/>
@@ -4082,6 +4551,9 @@
             </w:tcMar>
           </w:tcPr>
           <w:p>
+            <w:pPr>
+              <w:keepNext w:val="0"/>
+            </w:pPr>
             <w:r>
               <w:t>Incident ID/date</w:t>
             </w:r>
@@ -4098,6 +4570,9 @@
             </w:tcMar>
           </w:tcPr>
           <w:p>
+            <w:pPr>
+              <w:keepNext w:val="0"/>
+            </w:pPr>
             <w:r/>
           </w:p>
         </w:tc>
@@ -4117,6 +4592,9 @@
             </w:tcMar>
           </w:tcPr>
           <w:p>
+            <w:pPr>
+              <w:keepNext w:val="0"/>
+            </w:pPr>
             <w:r>
               <w:t>Operator</w:t>
             </w:r>
@@ -4133,6 +4611,9 @@
             </w:tcMar>
           </w:tcPr>
           <w:p>
+            <w:pPr>
+              <w:keepNext w:val="0"/>
+            </w:pPr>
             <w:r/>
           </w:p>
         </w:tc>
@@ -4152,6 +4633,9 @@
             </w:tcMar>
           </w:tcPr>
           <w:p>
+            <w:pPr>
+              <w:keepNext w:val="0"/>
+            </w:pPr>
             <w:r>
               <w:t>Failure boundary</w:t>
             </w:r>
@@ -4168,6 +4652,9 @@
             </w:tcMar>
           </w:tcPr>
           <w:p>
+            <w:pPr>
+              <w:keepNext w:val="0"/>
+            </w:pPr>
             <w:r/>
           </w:p>
         </w:tc>
@@ -4187,6 +4674,9 @@
             </w:tcMar>
           </w:tcPr>
           <w:p>
+            <w:pPr>
+              <w:keepNext w:val="0"/>
+            </w:pPr>
             <w:r>
               <w:t>Current/bad revision</w:t>
             </w:r>
@@ -4203,6 +4693,9 @@
             </w:tcMar>
           </w:tcPr>
           <w:p>
+            <w:pPr>
+              <w:keepNext w:val="0"/>
+            </w:pPr>
             <w:r/>
           </w:p>
         </w:tc>
@@ -4222,6 +4715,9 @@
             </w:tcMar>
           </w:tcPr>
           <w:p>
+            <w:pPr>
+              <w:keepNext w:val="0"/>
+            </w:pPr>
             <w:r>
               <w:t>Known-good revision/image</w:t>
             </w:r>
@@ -4238,6 +4734,9 @@
             </w:tcMar>
           </w:tcPr>
           <w:p>
+            <w:pPr>
+              <w:keepNext w:val="0"/>
+            </w:pPr>
             <w:r/>
           </w:p>
         </w:tc>
@@ -4257,6 +4756,9 @@
             </w:tcMar>
           </w:tcPr>
           <w:p>
+            <w:pPr>
+              <w:keepNext w:val="0"/>
+            </w:pPr>
             <w:r>
               <w:t>Database restore point</w:t>
             </w:r>
@@ -4273,6 +4775,9 @@
             </w:tcMar>
           </w:tcPr>
           <w:p>
+            <w:pPr>
+              <w:keepNext w:val="0"/>
+            </w:pPr>
             <w:r/>
           </w:p>
         </w:tc>
@@ -4292,6 +4797,9 @@
             </w:tcMar>
           </w:tcPr>
           <w:p>
+            <w:pPr>
+              <w:keepNext w:val="0"/>
+            </w:pPr>
             <w:r>
               <w:t>Original DB preserved?</w:t>
             </w:r>
@@ -4308,6 +4816,9 @@
             </w:tcMar>
           </w:tcPr>
           <w:p>
+            <w:pPr>
+              <w:keepNext w:val="0"/>
+            </w:pPr>
             <w:r/>
           </w:p>
         </w:tc>
@@ -4327,6 +4838,9 @@
             </w:tcMar>
           </w:tcPr>
           <w:p>
+            <w:pPr>
+              <w:keepNext w:val="0"/>
+            </w:pPr>
             <w:r>
               <w:t>Alembic revision before/after</w:t>
             </w:r>
@@ -4343,6 +4857,9 @@
             </w:tcMar>
           </w:tcPr>
           <w:p>
+            <w:pPr>
+              <w:keepNext w:val="0"/>
+            </w:pPr>
             <w:r/>
           </w:p>
         </w:tc>
@@ -4362,6 +4879,9 @@
             </w:tcMar>
           </w:tcPr>
           <w:p>
+            <w:pPr>
+              <w:keepNext w:val="0"/>
+            </w:pPr>
             <w:r>
               <w:t>Expected/accepted data-loss window</w:t>
             </w:r>
@@ -4378,6 +4898,9 @@
             </w:tcMar>
           </w:tcPr>
           <w:p>
+            <w:pPr>
+              <w:keepNext w:val="0"/>
+            </w:pPr>
             <w:r/>
           </w:p>
         </w:tc>
@@ -4397,6 +4920,9 @@
             </w:tcMar>
           </w:tcPr>
           <w:p>
+            <w:pPr>
+              <w:keepNext w:val="0"/>
+            </w:pPr>
             <w:r>
               <w:t>Acceptance result</w:t>
             </w:r>
@@ -4413,6 +4939,9 @@
             </w:tcMar>
           </w:tcPr>
           <w:p>
+            <w:pPr>
+              <w:keepNext w:val="0"/>
+            </w:pPr>
             <w:r/>
           </w:p>
         </w:tc>
@@ -4432,6 +4961,9 @@
             </w:tcMar>
           </w:tcPr>
           <w:p>
+            <w:pPr>
+              <w:keepNext w:val="0"/>
+            </w:pPr>
             <w:r>
               <w:t>Human path validated</w:t>
             </w:r>
@@ -4448,6 +4980,9 @@
             </w:tcMar>
           </w:tcPr>
           <w:p>
+            <w:pPr>
+              <w:keepNext w:val="0"/>
+            </w:pPr>
             <w:r/>
           </w:p>
         </w:tc>
@@ -4467,6 +5002,9 @@
             </w:tcMar>
           </w:tcPr>
           <w:p>
+            <w:pPr>
+              <w:keepNext w:val="0"/>
+            </w:pPr>
             <w:r>
               <w:t>Temporary resources deleted</w:t>
             </w:r>
@@ -4483,6 +5021,9 @@
             </w:tcMar>
           </w:tcPr>
           <w:p>
+            <w:pPr>
+              <w:keepNext w:val="0"/>
+            </w:pPr>
             <w:r/>
           </w:p>
         </w:tc>
@@ -4502,6 +5043,9 @@
             </w:tcMar>
           </w:tcPr>
           <w:p>
+            <w:pPr>
+              <w:keepNext w:val="0"/>
+            </w:pPr>
             <w:r>
               <w:t>Follow-up actions</w:t>
             </w:r>
@@ -4518,6 +5062,9 @@
             </w:tcMar>
           </w:tcPr>
           <w:p>
+            <w:pPr>
+              <w:keepNext w:val="0"/>
+            </w:pPr>
             <w:r/>
           </w:p>
         </w:tc>
@@ -4624,6 +5171,7 @@
         <w:trPr>
           <w:cantSplit/>
           <w:tblHeader/>
+          <w:tblHeader/>
         </w:trPr>
         <w:tc>
           <w:tcPr>
@@ -4639,6 +5187,7 @@
           <w:p>
             <w:pPr>
               <w:pStyle w:val="ETISCode"/>
+              <w:keepNext w:val="0"/>
             </w:pPr>
             <w:r>
               <w:t>./scripts/verify_postgres_backup_restore.sh</w:t>
@@ -4656,7 +5205,7 @@
       <w:headerReference w:type="default" r:id="rId9"/>
       <w:footerReference w:type="default" r:id="rId10"/>
       <w:pgSz w:w="12240" w:h="15840"/>
-      <w:pgMar w:top="979" w:right="1037" w:bottom="893" w:left="1037" w:header="720" w:footer="720" w:gutter="0"/>
+      <w:pgMar w:top="1512" w:right="1037" w:bottom="1080" w:left="1037" w:header="720" w:footer="504" w:gutter="0"/>
       <w:cols w:space="720"/>
       <w:docGrid w:linePitch="360"/>
     </w:sectPr>
@@ -5462,16 +6011,13 @@
     <w:qFormat/>
     <w:rsid w:val="00FC693F"/>
     <w:pPr>
-      <w:pBdr>
-        <w:bottom w:val="single" w:sz="8" w:space="4" w:color="4F81BD" w:themeColor="accent1"/>
-      </w:pBdr>
       <w:spacing w:after="70" w:line="240" w:lineRule="auto" w:before="100"/>
       <w:contextualSpacing/>
     </w:pPr>
     <w:rPr>
       <w:rFonts w:asciiTheme="majorHAnsi" w:eastAsiaTheme="majorEastAsia" w:hAnsiTheme="majorHAnsi" w:cstheme="majorBidi" w:ascii="Arial" w:hAnsi="Arial"/>
       <w:b/>
-      <w:color w:val="0B1722"/>
+      <w:color w:val="000000"/>
       <w:spacing w:val="5"/>
       <w:kern w:val="28"/>
       <w:sz w:val="54"/>

--- a/docs/manuals/11_ETIS_Engineering_Studio_Backup_Recovery_and_Disaster_Recovery_Runbook.docx
+++ b/docs/manuals/11_ETIS_Engineering_Studio_Backup_Recovery_and_Disaster_Recovery_Runbook.docx
@@ -4182,7 +4182,7 @@
     </w:p>
     <w:p>
       <w:r>
-        <w:t>Production defaults remain legacy reasoning and legacy planning. Shadow validator/planner/selector/realizer evaluation remains internal and does not replace student-visible authority. This release introduces no PR5 authority transfer, database migration or course-model change.</w:t>
+        <w:t>Accepted production uses shadow/shadow evaluation with legacy student-visible authority. Shadow validator/planner/selector/realizer evaluation remains internal and does not replace student-visible authority. This release introduces no PR5 authority transfer, database migration or course-model change.</w:t>
       </w:r>
     </w:p>
     <w:p>

--- a/docs/manuals/11_ETIS_Engineering_Studio_Backup_Recovery_and_Disaster_Recovery_Runbook.docx
+++ b/docs/manuals/11_ETIS_Engineering_Studio_Backup_Recovery_and_Disaster_Recovery_Runbook.docx
@@ -37,7 +37,7 @@
     </w:p>
     <w:p>
       <w:r>
-        <w:t>v0.18.0 manual edition. Software release candidate; publication follows deployment acceptance.</w:t>
+        <w:t>v0.18.0 release manual edition. Production acceptance has separate source and deployment provenance.</w:t>
       </w:r>
     </w:p>
     <w:tbl>

--- a/docs/manuals/11_ETIS_Engineering_Studio_Backup_Recovery_and_Disaster_Recovery_Runbook.docx
+++ b/docs/manuals/11_ETIS_Engineering_Studio_Backup_Recovery_and_Disaster_Recovery_Runbook.docx
@@ -37,7 +37,7 @@
     </w:p>
     <w:p>
       <w:r>
-        <w:t>v0.18.0 release manual edition. Production acceptance has separate source and deployment provenance.</w:t>
+        <w:t>v0.18.1 candidate manual edition. Local UI validation only; production remains accepted v0.18.0 until protected deployment and human acceptance.</w:t>
       </w:r>
     </w:p>
     <w:tbl>
@@ -5201,6 +5201,58 @@
         <w:t>The existence of the script does not authorize an ad-hoc production restore. Production recovery still requires an explicit restore point, preservation of the original database until validation, schema/data verification, and final production acceptance.</w:t>
       </w:r>
     </w:p>
+    <w:p>
+      <w:r>
+        <w:br w:type="page"/>
+      </w:r>
+    </w:p>
+    <w:p>
+      <w:pPr>
+        <w:pStyle w:val="Heading1"/>
+      </w:pPr>
+      <w:r>
+        <w:t>v0.18.1 candidate continuity and incident note</w:t>
+      </w:r>
+    </w:p>
+    <w:p>
+      <w:pPr>
+        <w:pStyle w:val="Heading2"/>
+      </w:pPr>
+      <w:r>
+        <w:t>Preservation invariants</w:t>
+      </w:r>
+    </w:p>
+    <w:p>
+      <w:r>
+        <w:t>A review completion or UI room switch must not destroy historical review turns or original snapshot linkage. Restoring from backup must preserve session IDs, frozen snapshot ID/commit and the student/course authorization boundary.</w:t>
+      </w:r>
+    </w:p>
+    <w:p>
+      <w:pPr>
+        <w:pStyle w:val="Heading2"/>
+      </w:pPr>
+      <w:r>
+        <w:t>Incident recovery</w:t>
+      </w:r>
+    </w:p>
+    <w:p>
+      <w:r>
+        <w:t>If a UI action appears incomplete, reconcile the persisted state before retrying—especially review creation and message sends. Avoid duplicate sessions/turns. Unsent browser-session drafts are not guaranteed recoverable after closing the tab or disaster recovery.</w:t>
+      </w:r>
+    </w:p>
+    <w:p>
+      <w:pPr>
+        <w:pStyle w:val="Heading2"/>
+      </w:pPr>
+      <w:r>
+        <w:t>Production posture</w:t>
+      </w:r>
+    </w:p>
+    <w:p>
+      <w:r>
+        <w:t>The simulator is synthetic, loopback-only and not a backup restoration method. Recovery and rollback remain governed by the existing production operations runbooks.</w:t>
+      </w:r>
+    </w:p>
     <w:sectPr>
       <w:headerReference w:type="default" r:id="rId9"/>
       <w:footerReference w:type="default" r:id="rId10"/>
